--- a/policies/build/masters/AAC.1_v2_master.docx
+++ b/policies/build/masters/AAC.1_v2_master.docx
@@ -11,40 +11,25 @@
         <w:rPr>
           <w:b/>
           <w:bCs/>
+          <w:sz w:val="28"/>
+          <w:szCs w:val="28"/>
+        </w:rPr>
+        <w:t>Policy on Defined Healthcare Services</w:t>
+      </w:r>
+    </w:p>
+    <w:p>
+      <w:pPr>
+        <w:spacing w:after="60"/>
+        <w:jc w:val="center"/>
+      </w:pPr>
+      <w:r>
+        <w:rPr>
+          <w:b/>
+          <w:bCs/>
           <w:sz w:val="32"/>
           <w:szCs w:val="32"/>
         </w:rPr>
         <w:t xml:space="preserve">«Hospital Name»</w:t>
-      </w:r>
-    </w:p>
-    <w:p>
-      <w:pPr>
-        <w:spacing w:after="60"/>
-        <w:jc w:val="center"/>
-      </w:pPr>
-      <w:r>
-        <w:rPr>
-          <w:b/>
-          <w:bCs/>
-          <w:sz w:val="28"/>
-          <w:szCs w:val="28"/>
-        </w:rPr>
-        <w:t xml:space="preserve">Defined Healthcare Services</w:t>
-      </w:r>
-    </w:p>
-    <w:p>
-      <w:pPr>
-        <w:spacing w:after="240"/>
-        <w:jc w:val="center"/>
-      </w:pPr>
-      <w:r>
-        <w:rPr>
-          <w:i/>
-          <w:iCs/>
-          <w:sz w:val="20"/>
-          <w:szCs w:val="20"/>
-        </w:rPr>
-        <w:t xml:space="preserve">Defined healthcare services of the organisation.</w:t>
       </w:r>
     </w:p>
     <w:p>
@@ -2358,171 +2343,6 @@
         <w:t xml:space="preserve">The Nursing Superintendent holds signed acknowledgements with the induction record.</w:t>
       </w:r>
     </w:p>
-    <w:p>
-      <w:pPr>
-        <w:pStyle w:val="Heading1"/>
-        <w:spacing w:after="120" w:before="280"/>
-      </w:pPr>
-      <w:r>
-        <w:t xml:space="preserve">9. References</w:t>
-      </w:r>
-    </w:p>
-    <w:p>
-      <w:pPr>
-        <w:pStyle w:val="ListParagraph"/>
-        <w:numPr>
-          <w:ilvl w:val="0"/>
-          <w:numId w:val="1"/>
-        </w:numPr>
-        <w:spacing w:after="60"/>
-      </w:pPr>
-      <w:r>
-        <w:rPr>
-          <w:sz w:val="22"/>
-          <w:szCs w:val="22"/>
-        </w:rPr>
-        <w:t xml:space="preserve">National Accreditation Board for Hospitals and Healthcare Providers (NABH), Standards for Small Healthcare Organisations, 3rd Edition — Access, Assessment and Continuity of Care chapter, standard AAC.1.</w:t>
-      </w:r>
-    </w:p>
-    <w:p>
-      <w:pPr>
-        <w:pStyle w:val="ListParagraph"/>
-        <w:numPr>
-          <w:ilvl w:val="0"/>
-          <w:numId w:val="1"/>
-        </w:numPr>
-        <w:spacing w:after="60"/>
-      </w:pPr>
-      <w:r>
-        <w:rPr>
-          <w:sz w:val="22"/>
-          <w:szCs w:val="22"/>
-        </w:rPr>
-        <w:t xml:space="preserve">Clinical Establishments (Registration and Regulation) Act, 2010 — registration requirements and display of services.</w:t>
-      </w:r>
-    </w:p>
-    <w:p>
-      <w:pPr>
-        <w:pStyle w:val="ListParagraph"/>
-        <w:numPr>
-          <w:ilvl w:val="0"/>
-          <w:numId w:val="1"/>
-        </w:numPr>
-        <w:spacing w:after="60"/>
-      </w:pPr>
-      <w:r>
-        <w:rPr>
-          <w:sz w:val="22"/>
-          <w:szCs w:val="22"/>
-        </w:rPr>
-        <w:t xml:space="preserve">Internal documents of «Hospital Name»: service directory; department scope statements; personnel qualification records; display maintenance log.</w:t>
-      </w:r>
-    </w:p>
-    <w:p>
-      <w:pPr>
-        <w:pStyle w:val="Heading1"/>
-        <w:spacing w:after="120" w:before="280"/>
-      </w:pPr>
-      <w:r>
-        <w:t xml:space="preserve">10. Distribution</w:t>
-      </w:r>
-    </w:p>
-    <w:p>
-      <w:pPr>
-        <w:spacing w:after="140"/>
-      </w:pPr>
-      <w:r>
-        <w:rPr>
-          <w:sz w:val="22"/>
-          <w:szCs w:val="22"/>
-        </w:rPr>
-        <w:t xml:space="preserve">Official master copy: office of the Medical Superintendent, «Hospital Name», with the Quality Coordinator.</w:t>
-      </w:r>
-    </w:p>
-    <w:p>
-      <w:pPr>
-        <w:spacing w:after="140"/>
-      </w:pPr>
-      <w:r>
-        <w:rPr>
-          <w:sz w:val="22"/>
-          <w:szCs w:val="22"/>
-        </w:rPr>
-        <w:t xml:space="preserve">Copies issued to: registration; every department; out-patient; emergency; nursing administration.</w:t>
-      </w:r>
-    </w:p>
-    <w:p>
-      <w:pPr>
-        <w:spacing w:after="140"/>
-      </w:pPr>
-      <w:r>
-        <w:rPr>
-          <w:sz w:val="22"/>
-          <w:szCs w:val="22"/>
-        </w:rPr>
-        <w:t xml:space="preserve">The current version is available to all staff at the «front-office policy file» and, if the hospital keeps an intranet, at «staff intranet / policies».</w:t>
-      </w:r>
-    </w:p>
-    <w:p>
-      <w:pPr>
-        <w:spacing w:after="140"/>
-      </w:pPr>
-      <w:r>
-        <w:rPr>
-          <w:sz w:val="22"/>
-          <w:szCs w:val="22"/>
-        </w:rPr>
-        <w:t xml:space="preserve">When a new version is issued, take old copies out of use.</w:t>
-      </w:r>
-    </w:p>
-    <w:p>
-      <w:pPr>
-        <w:pStyle w:val="Heading1"/>
-        <w:spacing w:after="120" w:before="280"/>
-      </w:pPr>
-      <w:r>
-        <w:t xml:space="preserve">11. Abbreviations</w:t>
-      </w:r>
-    </w:p>
-    <w:p>
-      <w:pPr>
-        <w:spacing w:after="140"/>
-      </w:pPr>
-      <w:r>
-        <w:rPr>
-          <w:sz w:val="22"/>
-          <w:szCs w:val="22"/>
-        </w:rPr>
-        <w:t xml:space="preserve">AAC — Access, Assessment and Continuity of Care (NABH SHCO chapter 2)
-CAPA — corrective and preventive action
-NABH — National Accreditation Board for Hospitals and Healthcare Providers
-OE — objective element
-SHCO — Standards for Small Healthcare Organisations</w:t>
-      </w:r>
-    </w:p>
-    <w:p>
-      <w:pPr>
-        <w:pStyle w:val="Heading1"/>
-        <w:spacing w:after="120" w:before="280"/>
-      </w:pPr>
-      <w:r>
-        <w:t xml:space="preserve">12. Traceability to NABH SHCO 3rd Edition AAC.1</w:t>
-      </w:r>
-    </w:p>
-    <w:p>
-      <w:pPr>
-        <w:spacing w:after="120"/>
-      </w:pPr>
-      <w:r>
-        <w:rPr>
-          <w:i/>
-          <w:iCs/>
-          <w:sz w:val="20"/>
-          <w:szCs w:val="20"/>
-        </w:rPr>
-        <w:t xml:space="preserve">This table is an index. It is not how the policy is organised.</w:t>
-      </w:r>
-    </w:p>
     <w:tbl>
       <w:tblPr>
         <w:tblW w:type="pct" w:w="100%"/>
@@ -3002,7 +2822,89 @@
         <w:spacing w:after="120" w:before="280"/>
       </w:pPr>
       <w:r>
-        <w:t xml:space="preserve">13. Required Records / Evidence Checklist</w:t>
+        <w:t>9. Distribution</w:t>
+      </w:r>
+    </w:p>
+    <w:p>
+      <w:pPr>
+        <w:spacing w:after="140"/>
+      </w:pPr>
+      <w:r>
+        <w:rPr>
+          <w:sz w:val="22"/>
+          <w:szCs w:val="22"/>
+        </w:rPr>
+        <w:t xml:space="preserve">Official master copy: office of the Medical Superintendent, «Hospital Name», with the Quality Coordinator.</w:t>
+      </w:r>
+    </w:p>
+    <w:p>
+      <w:pPr>
+        <w:spacing w:after="140"/>
+      </w:pPr>
+      <w:r>
+        <w:rPr>
+          <w:sz w:val="22"/>
+          <w:szCs w:val="22"/>
+        </w:rPr>
+        <w:t xml:space="preserve">Copies issued to: registration; every department; out-patient; emergency; nursing administration.</w:t>
+      </w:r>
+    </w:p>
+    <w:p>
+      <w:pPr>
+        <w:spacing w:after="140"/>
+      </w:pPr>
+      <w:r>
+        <w:rPr>
+          <w:sz w:val="22"/>
+          <w:szCs w:val="22"/>
+        </w:rPr>
+        <w:t xml:space="preserve">The current version is available to all staff at the «front-office policy file» and, if the hospital keeps an intranet, at «staff intranet / policies».</w:t>
+      </w:r>
+    </w:p>
+    <w:p>
+      <w:pPr>
+        <w:spacing w:after="140"/>
+      </w:pPr>
+      <w:r>
+        <w:rPr>
+          <w:sz w:val="22"/>
+          <w:szCs w:val="22"/>
+        </w:rPr>
+        <w:t xml:space="preserve">When a new version is issued, take old copies out of use.</w:t>
+      </w:r>
+    </w:p>
+    <w:p>
+      <w:pPr>
+        <w:pStyle w:val="Heading1"/>
+        <w:spacing w:after="120" w:before="280"/>
+      </w:pPr>
+      <w:r>
+        <w:t>10. Abbreviations</w:t>
+      </w:r>
+    </w:p>
+    <w:p>
+      <w:pPr>
+        <w:spacing w:after="140"/>
+      </w:pPr>
+      <w:r>
+        <w:rPr>
+          <w:sz w:val="22"/>
+          <w:szCs w:val="22"/>
+        </w:rPr>
+        <w:t xml:space="preserve">AAC — Access, Assessment and Continuity of Care (NABH SHCO chapter 2)
+CAPA — corrective and preventive action
+NABH — National Accreditation Board for Hospitals and Healthcare Providers
+OE — objective element
+SHCO — Standards for Small Healthcare Organisations</w:t>
+      </w:r>
+    </w:p>
+    <w:p>
+      <w:pPr>
+        <w:pStyle w:val="Heading1"/>
+        <w:spacing w:after="120" w:before="280"/>
+      </w:pPr>
+      <w:r>
+        <w:t>11. Traceability to NABH SHCO 3rd Edition AAC.1</w:t>
       </w:r>
     </w:p>
     <w:p>
@@ -3016,6 +2918,29 @@
           <w:sz w:val="20"/>
           <w:szCs w:val="20"/>
         </w:rPr>
+        <w:t xml:space="preserve">This table is an index. It is not how the policy is organised.</w:t>
+      </w:r>
+    </w:p>
+    <w:p>
+      <w:pPr>
+        <w:pStyle w:val="Heading1"/>
+        <w:spacing w:after="120" w:before="280"/>
+      </w:pPr>
+      <w:r>
+        <w:t>12. Required Records / Evidence Checklist</w:t>
+      </w:r>
+    </w:p>
+    <w:p>
+      <w:pPr>
+        <w:spacing w:after="120"/>
+      </w:pPr>
+      <w:r>
+        <w:rPr>
+          <w:i/>
+          <w:iCs/>
+          <w:sz w:val="20"/>
+          <w:szCs w:val="20"/>
+        </w:rPr>
         <w:t xml:space="preserve">Records the hospital holds under this policy, listed by objective element.</w:t>
       </w:r>
     </w:p>
@@ -3257,6 +3182,66 @@
           <w:szCs w:val="22"/>
         </w:rPr>
         <w:t xml:space="preserve">Record of display update when services changed, with date of update.</w:t>
+      </w:r>
+    </w:p>
+    <w:p>
+      <w:pPr>
+        <w:pStyle w:val="Heading1"/>
+        <w:spacing w:after="120" w:before="280"/>
+      </w:pPr>
+      <w:r>
+        <w:t>13. References</w:t>
+      </w:r>
+    </w:p>
+    <w:p>
+      <w:pPr>
+        <w:pStyle w:val="ListParagraph"/>
+        <w:numPr>
+          <w:ilvl w:val="0"/>
+          <w:numId w:val="1"/>
+        </w:numPr>
+        <w:spacing w:after="60"/>
+      </w:pPr>
+      <w:r>
+        <w:rPr>
+          <w:sz w:val="22"/>
+          <w:szCs w:val="22"/>
+        </w:rPr>
+        <w:t xml:space="preserve">National Accreditation Board for Hospitals and Healthcare Providers (NABH), Standards for Small Healthcare Organisations, 3rd Edition — Access, Assessment and Continuity of Care chapter, standard AAC.1.</w:t>
+      </w:r>
+    </w:p>
+    <w:p>
+      <w:pPr>
+        <w:pStyle w:val="ListParagraph"/>
+        <w:numPr>
+          <w:ilvl w:val="0"/>
+          <w:numId w:val="1"/>
+        </w:numPr>
+        <w:spacing w:after="60"/>
+      </w:pPr>
+      <w:r>
+        <w:rPr>
+          <w:sz w:val="22"/>
+          <w:szCs w:val="22"/>
+        </w:rPr>
+        <w:t xml:space="preserve">Clinical Establishments (Registration and Regulation) Act, 2010 — registration requirements and display of services.</w:t>
+      </w:r>
+    </w:p>
+    <w:p>
+      <w:pPr>
+        <w:pStyle w:val="ListParagraph"/>
+        <w:numPr>
+          <w:ilvl w:val="0"/>
+          <w:numId w:val="1"/>
+        </w:numPr>
+        <w:spacing w:after="60"/>
+      </w:pPr>
+      <w:r>
+        <w:rPr>
+          <w:sz w:val="22"/>
+          <w:szCs w:val="22"/>
+        </w:rPr>
+        <w:t xml:space="preserve">Internal documents of «Hospital Name»: service directory; department scope statements; personnel qualification records; display maintenance log.</w:t>
       </w:r>
     </w:p>
     <w:p>
@@ -3381,7 +3366,7 @@
         <w:sz w:val="16"/>
         <w:szCs w:val="16"/>
       </w:rPr>
-      <w:t xml:space="preserve">«Hospital Name»  |  «AAC/POL/01»  |  Controlled document  |  Defined Healthcare Services</w:t>
+      <w:t>«Hospital Name»  |  «AAC/POL/01»  |  Controlled document  |  Policy on Defined Healthcare Services</w:t>
     </w:r>
   </w:p>
 </w:ftr>

--- a/policies/build/masters/AAC.1_v2_master.docx
+++ b/policies/build/masters/AAC.1_v2_master.docx
@@ -1524,7 +1524,7 @@
           <w:sz w:val="22"/>
           <w:szCs w:val="22"/>
         </w:rPr>
-        <w:t xml:space="preserve">Root-cause analysis is required when the same service-display mismatch recurs within six months.</w:t>
+        <w:t>Root-cause analysis is required when the same service-display mismatch recurs; the organisation's defined recurrence threshold applies, as documented in the hospital's Root Cause Analysis procedure.</w:t>
       </w:r>
     </w:p>
     <w:p>

--- a/policies/build/masters/AAC.1_v2_master.docx
+++ b/policies/build/masters/AAC.1_v2_master.docx
@@ -2360,6 +2360,7 @@
         <w:gridCol w:w="100"/>
         <w:gridCol w:w="100"/>
         <w:gridCol w:w="100"/>
+        <w:gridCol w:w="100"/>
       </w:tblGrid>
       <w:tr>
         <w:tc>
@@ -2387,6 +2388,26 @@
         </w:tc>
         <w:tc>
           <w:tcPr>
+            <w:tcW w:type="pct" w:w="12%"/>
+            <w:tcBorders>
+              <w:top w:val="single" w:color="999999" w:sz="4"/>
+              <w:left w:val="single" w:color="999999" w:sz="4"/>
+              <w:bottom w:val="single" w:color="999999" w:sz="4"/>
+              <w:right w:val="single" w:color="999999" w:sz="4"/>
+            </w:tcBorders>
+            <w:shd w:fill="E8E8E8" w:val="clear"/>
+          </w:tcPr>
+          <w:p>
+            <w:r>
+              <w:rPr>
+                <w:b/>
+              </w:rPr>
+              <w:t>Level</w:t>
+            </w:r>
+          </w:p>
+        </w:tc>
+        <w:tc>
+          <w:tcPr>
             <w:tcW w:type="pct" w:w="32%"/>
             <w:tcBorders>
               <w:top w:val="single" w:color="999999" w:sz="4"/>
@@ -2480,6 +2501,22 @@
         </w:tc>
         <w:tc>
           <w:tcPr>
+            <w:tcW w:type="pct" w:w="12%"/>
+            <w:tcBorders>
+              <w:top w:val="single" w:color="999999" w:sz="4"/>
+              <w:left w:val="single" w:color="999999" w:sz="4"/>
+              <w:bottom w:val="single" w:color="999999" w:sz="4"/>
+              <w:right w:val="single" w:color="999999" w:sz="4"/>
+            </w:tcBorders>
+          </w:tcPr>
+          <w:p>
+            <w:r>
+              <w:t>Commitment</w:t>
+            </w:r>
+          </w:p>
+        </w:tc>
+        <w:tc>
+          <w:tcPr>
             <w:tcW w:type="pct" w:w="32%"/>
             <w:tcBorders>
               <w:top w:val="single" w:color="999999" w:sz="4"/>
@@ -2570,6 +2607,22 @@
         </w:tc>
         <w:tc>
           <w:tcPr>
+            <w:tcW w:type="pct" w:w="12%"/>
+            <w:tcBorders>
+              <w:top w:val="single" w:color="999999" w:sz="4"/>
+              <w:left w:val="single" w:color="999999" w:sz="4"/>
+              <w:bottom w:val="single" w:color="999999" w:sz="4"/>
+              <w:right w:val="single" w:color="999999" w:sz="4"/>
+            </w:tcBorders>
+          </w:tcPr>
+          <w:p>
+            <w:r>
+              <w:t>Commitment</w:t>
+            </w:r>
+          </w:p>
+        </w:tc>
+        <w:tc>
+          <w:tcPr>
             <w:tcW w:type="pct" w:w="32%"/>
             <w:tcBorders>
               <w:top w:val="single" w:color="999999" w:sz="4"/>
@@ -2660,6 +2713,22 @@
         </w:tc>
         <w:tc>
           <w:tcPr>
+            <w:tcW w:type="pct" w:w="12%"/>
+            <w:tcBorders>
+              <w:top w:val="single" w:color="999999" w:sz="4"/>
+              <w:left w:val="single" w:color="999999" w:sz="4"/>
+              <w:bottom w:val="single" w:color="999999" w:sz="4"/>
+              <w:right w:val="single" w:color="999999" w:sz="4"/>
+            </w:tcBorders>
+          </w:tcPr>
+          <w:p>
+            <w:r>
+              <w:t>Commitment*</w:t>
+            </w:r>
+          </w:p>
+        </w:tc>
+        <w:tc>
+          <w:tcPr>
             <w:tcW w:type="pct" w:w="32%"/>
             <w:tcBorders>
               <w:top w:val="single" w:color="999999" w:sz="4"/>
@@ -2750,6 +2819,22 @@
         </w:tc>
         <w:tc>
           <w:tcPr>
+            <w:tcW w:type="pct" w:w="12%"/>
+            <w:tcBorders>
+              <w:top w:val="single" w:color="999999" w:sz="4"/>
+              <w:left w:val="single" w:color="999999" w:sz="4"/>
+              <w:bottom w:val="single" w:color="999999" w:sz="4"/>
+              <w:right w:val="single" w:color="999999" w:sz="4"/>
+            </w:tcBorders>
+          </w:tcPr>
+          <w:p>
+            <w:r>
+              <w:t>Commitment</w:t>
+            </w:r>
+          </w:p>
+        </w:tc>
+        <w:tc>
+          <w:tcPr>
             <w:tcW w:type="pct" w:w="32%"/>
             <w:tcBorders>
               <w:top w:val="single" w:color="999999" w:sz="4"/>
@@ -2882,22 +2967,275 @@
         <w:t>10. Abbreviations</w:t>
       </w:r>
     </w:p>
-    <w:p>
-      <w:pPr>
-        <w:spacing w:after="140"/>
-      </w:pPr>
-      <w:r>
-        <w:rPr>
-          <w:sz w:val="22"/>
-          <w:szCs w:val="22"/>
-        </w:rPr>
-        <w:t xml:space="preserve">AAC — Access, Assessment and Continuity of Care (NABH SHCO chapter 2)
-CAPA — corrective and preventive action
-NABH — National Accreditation Board for Hospitals and Healthcare Providers
-OE — objective element
-SHCO — Standards for Small Healthcare Organisations</w:t>
-      </w:r>
-    </w:p>
+    <w:tbl>
+      <w:tblPr>
+        <w:tblW w:type="pct" w:w="100%"/>
+        <w:tblBorders>
+          <w:top w:val="single" w:color="auto" w:sz="4"/>
+          <w:left w:val="single" w:color="auto" w:sz="4"/>
+          <w:bottom w:val="single" w:color="auto" w:sz="4"/>
+          <w:right w:val="single" w:color="auto" w:sz="4"/>
+          <w:insideH w:val="single" w:color="auto" w:sz="4"/>
+          <w:insideV w:val="single" w:color="auto" w:sz="4"/>
+        </w:tblBorders>
+      </w:tblPr>
+      <w:tblGrid>
+        <w:gridCol w:w="100"/>
+        <w:gridCol w:w="100"/>
+      </w:tblGrid>
+      <w:tr>
+        <w:tc>
+          <w:tcPr>
+            <w:tcW w:type="pct" w:w="22%"/>
+            <w:tcBorders>
+              <w:top w:val="single" w:color="999999" w:sz="4"/>
+              <w:left w:val="single" w:color="999999" w:sz="4"/>
+              <w:bottom w:val="single" w:color="999999" w:sz="4"/>
+              <w:right w:val="single" w:color="999999" w:sz="4"/>
+            </w:tcBorders>
+            <w:shd w:fill="E8E8E8" w:val="clear"/>
+          </w:tcPr>
+          <w:p>
+            <w:r>
+              <w:rPr>
+                <w:b/>
+              </w:rPr>
+              <w:t>Abbreviation</w:t>
+            </w:r>
+          </w:p>
+        </w:tc>
+        <w:tc>
+          <w:tcPr>
+            <w:tcW w:type="pct" w:w="22%"/>
+            <w:tcBorders>
+              <w:top w:val="single" w:color="999999" w:sz="4"/>
+              <w:left w:val="single" w:color="999999" w:sz="4"/>
+              <w:bottom w:val="single" w:color="999999" w:sz="4"/>
+              <w:right w:val="single" w:color="999999" w:sz="4"/>
+            </w:tcBorders>
+            <w:shd w:fill="E8E8E8" w:val="clear"/>
+          </w:tcPr>
+          <w:p>
+            <w:r>
+              <w:rPr>
+                <w:b/>
+              </w:rPr>
+              <w:t>Meaning</w:t>
+            </w:r>
+          </w:p>
+        </w:tc>
+      </w:tr>
+      <w:tr>
+        <w:tc>
+          <w:tcPr>
+            <w:tcW w:type="pct" w:w="22%"/>
+            <w:tcBorders>
+              <w:top w:val="single" w:color="999999" w:sz="4"/>
+              <w:left w:val="single" w:color="999999" w:sz="4"/>
+              <w:bottom w:val="single" w:color="999999" w:sz="4"/>
+              <w:right w:val="single" w:color="999999" w:sz="4"/>
+            </w:tcBorders>
+            <w:shd w:fill="E8E8E8" w:val="clear"/>
+          </w:tcPr>
+          <w:p>
+            <w:r>
+              <w:rPr>
+                <w:b w:val="0"/>
+              </w:rPr>
+              <w:t>AAC</w:t>
+            </w:r>
+          </w:p>
+        </w:tc>
+        <w:tc>
+          <w:tcPr>
+            <w:tcW w:type="pct" w:w="22%"/>
+            <w:tcBorders>
+              <w:top w:val="single" w:color="999999" w:sz="4"/>
+              <w:left w:val="single" w:color="999999" w:sz="4"/>
+              <w:bottom w:val="single" w:color="999999" w:sz="4"/>
+              <w:right w:val="single" w:color="999999" w:sz="4"/>
+            </w:tcBorders>
+            <w:shd w:fill="E8E8E8" w:val="clear"/>
+          </w:tcPr>
+          <w:p>
+            <w:r>
+              <w:rPr>
+                <w:b w:val="0"/>
+              </w:rPr>
+              <w:t>Access, Assessment and Continuity of Care (NABH SHCO chapter 2)</w:t>
+            </w:r>
+          </w:p>
+        </w:tc>
+      </w:tr>
+      <w:tr>
+        <w:tc>
+          <w:tcPr>
+            <w:tcW w:type="pct" w:w="22%"/>
+            <w:tcBorders>
+              <w:top w:val="single" w:color="999999" w:sz="4"/>
+              <w:left w:val="single" w:color="999999" w:sz="4"/>
+              <w:bottom w:val="single" w:color="999999" w:sz="4"/>
+              <w:right w:val="single" w:color="999999" w:sz="4"/>
+            </w:tcBorders>
+            <w:shd w:fill="E8E8E8" w:val="clear"/>
+          </w:tcPr>
+          <w:p>
+            <w:r>
+              <w:rPr>
+                <w:b w:val="0"/>
+              </w:rPr>
+              <w:t>CAPA</w:t>
+            </w:r>
+          </w:p>
+        </w:tc>
+        <w:tc>
+          <w:tcPr>
+            <w:tcW w:type="pct" w:w="22%"/>
+            <w:tcBorders>
+              <w:top w:val="single" w:color="999999" w:sz="4"/>
+              <w:left w:val="single" w:color="999999" w:sz="4"/>
+              <w:bottom w:val="single" w:color="999999" w:sz="4"/>
+              <w:right w:val="single" w:color="999999" w:sz="4"/>
+            </w:tcBorders>
+            <w:shd w:fill="E8E8E8" w:val="clear"/>
+          </w:tcPr>
+          <w:p>
+            <w:r>
+              <w:rPr>
+                <w:b w:val="0"/>
+              </w:rPr>
+              <w:t>corrective and preventive action</w:t>
+            </w:r>
+          </w:p>
+        </w:tc>
+      </w:tr>
+      <w:tr>
+        <w:tc>
+          <w:tcPr>
+            <w:tcW w:type="pct" w:w="22%"/>
+            <w:tcBorders>
+              <w:top w:val="single" w:color="999999" w:sz="4"/>
+              <w:left w:val="single" w:color="999999" w:sz="4"/>
+              <w:bottom w:val="single" w:color="999999" w:sz="4"/>
+              <w:right w:val="single" w:color="999999" w:sz="4"/>
+            </w:tcBorders>
+            <w:shd w:fill="E8E8E8" w:val="clear"/>
+          </w:tcPr>
+          <w:p>
+            <w:r>
+              <w:rPr>
+                <w:b w:val="0"/>
+              </w:rPr>
+              <w:t>NABH</w:t>
+            </w:r>
+          </w:p>
+        </w:tc>
+        <w:tc>
+          <w:tcPr>
+            <w:tcW w:type="pct" w:w="22%"/>
+            <w:tcBorders>
+              <w:top w:val="single" w:color="999999" w:sz="4"/>
+              <w:left w:val="single" w:color="999999" w:sz="4"/>
+              <w:bottom w:val="single" w:color="999999" w:sz="4"/>
+              <w:right w:val="single" w:color="999999" w:sz="4"/>
+            </w:tcBorders>
+            <w:shd w:fill="E8E8E8" w:val="clear"/>
+          </w:tcPr>
+          <w:p>
+            <w:r>
+              <w:rPr>
+                <w:b w:val="0"/>
+              </w:rPr>
+              <w:t>National Accreditation Board for Hospitals and Healthcare Providers</w:t>
+            </w:r>
+          </w:p>
+        </w:tc>
+      </w:tr>
+      <w:tr>
+        <w:tc>
+          <w:tcPr>
+            <w:tcW w:type="pct" w:w="22%"/>
+            <w:tcBorders>
+              <w:top w:val="single" w:color="999999" w:sz="4"/>
+              <w:left w:val="single" w:color="999999" w:sz="4"/>
+              <w:bottom w:val="single" w:color="999999" w:sz="4"/>
+              <w:right w:val="single" w:color="999999" w:sz="4"/>
+            </w:tcBorders>
+            <w:shd w:fill="E8E8E8" w:val="clear"/>
+          </w:tcPr>
+          <w:p>
+            <w:r>
+              <w:rPr>
+                <w:b w:val="0"/>
+              </w:rPr>
+              <w:t>OE</w:t>
+            </w:r>
+          </w:p>
+        </w:tc>
+        <w:tc>
+          <w:tcPr>
+            <w:tcW w:type="pct" w:w="22%"/>
+            <w:tcBorders>
+              <w:top w:val="single" w:color="999999" w:sz="4"/>
+              <w:left w:val="single" w:color="999999" w:sz="4"/>
+              <w:bottom w:val="single" w:color="999999" w:sz="4"/>
+              <w:right w:val="single" w:color="999999" w:sz="4"/>
+            </w:tcBorders>
+            <w:shd w:fill="E8E8E8" w:val="clear"/>
+          </w:tcPr>
+          <w:p>
+            <w:r>
+              <w:rPr>
+                <w:b w:val="0"/>
+              </w:rPr>
+              <w:t>objective element</w:t>
+            </w:r>
+          </w:p>
+        </w:tc>
+      </w:tr>
+      <w:tr>
+        <w:tc>
+          <w:tcPr>
+            <w:tcW w:type="pct" w:w="22%"/>
+            <w:tcBorders>
+              <w:top w:val="single" w:color="999999" w:sz="4"/>
+              <w:left w:val="single" w:color="999999" w:sz="4"/>
+              <w:bottom w:val="single" w:color="999999" w:sz="4"/>
+              <w:right w:val="single" w:color="999999" w:sz="4"/>
+            </w:tcBorders>
+            <w:shd w:fill="E8E8E8" w:val="clear"/>
+          </w:tcPr>
+          <w:p>
+            <w:r>
+              <w:rPr>
+                <w:b w:val="0"/>
+              </w:rPr>
+              <w:t>SHCO</w:t>
+            </w:r>
+          </w:p>
+        </w:tc>
+        <w:tc>
+          <w:tcPr>
+            <w:tcW w:type="pct" w:w="22%"/>
+            <w:tcBorders>
+              <w:top w:val="single" w:color="999999" w:sz="4"/>
+              <w:left w:val="single" w:color="999999" w:sz="4"/>
+              <w:bottom w:val="single" w:color="999999" w:sz="4"/>
+              <w:right w:val="single" w:color="999999" w:sz="4"/>
+            </w:tcBorders>
+            <w:shd w:fill="E8E8E8" w:val="clear"/>
+          </w:tcPr>
+          <w:p>
+            <w:r>
+              <w:rPr>
+                <w:b w:val="0"/>
+              </w:rPr>
+              <w:t>Standards for Small Healthcare Organisations</w:t>
+            </w:r>
+          </w:p>
+        </w:tc>
+      </w:tr>
+    </w:tbl>
     <w:p>
       <w:pPr>
         <w:pStyle w:val="Heading1"/>

--- a/policies/build/masters/AAC.1_v2_master.docx
+++ b/policies/build/masters/AAC.1_v2_master.docx
@@ -677,31 +677,7 @@
           <w:sz w:val="22"/>
           <w:szCs w:val="22"/>
         </w:rPr>
-        <w:t xml:space="preserve">The chapter intent is that the organisation's defined healthcare services are clear, resourced and displayed so that patients receive only what the hospital can actually deliver.</w:t>
-      </w:r>
-    </w:p>
-    <w:p>
-      <w:pPr>
-        <w:spacing w:after="140"/>
-      </w:pPr>
-      <w:r>
-        <w:rPr>
-          <w:sz w:val="22"/>
-          <w:szCs w:val="22"/>
-        </w:rPr>
         <w:t xml:space="preserve">This policy owns the service definition. AAC.2 owns registration, admission and transfer. AAC.3 owns assessment and reassessment. PRE.1 owns the patient-rights display. The service directory referred to here is the hospital's own list, not a NABH template.</w:t>
-      </w:r>
-    </w:p>
-    <w:p>
-      <w:pPr>
-        <w:spacing w:after="140"/>
-      </w:pPr>
-      <w:r>
-        <w:rPr>
-          <w:sz w:val="22"/>
-          <w:szCs w:val="22"/>
-        </w:rPr>
-        <w:t xml:space="preserve">Words marked «like this» are defaults a small hospital can keep. A blank marked «________» has no sensible default and must be filled before this document is signed.</w:t>
       </w:r>
     </w:p>
     <w:p>
@@ -735,86 +711,6 @@
           <w:szCs w:val="22"/>
         </w:rPr>
         <w:t xml:space="preserve">It covers the four elements AAC.1.a–d: defining services in consonance with community needs, ensuring diagnostic and treatment services with qualified personnel across out-patient, in-patient and emergency cover, defining departmental scope, and prominent display.</w:t>
-      </w:r>
-    </w:p>
-    <w:p>
-      <w:pPr>
-        <w:spacing w:after="140"/>
-      </w:pPr>
-      <w:r>
-        <w:rPr>
-          <w:sz w:val="22"/>
-          <w:szCs w:val="22"/>
-        </w:rPr>
-        <w:t xml:space="preserve">Boundaries:</w:t>
-      </w:r>
-    </w:p>
-    <w:p>
-      <w:pPr>
-        <w:pStyle w:val="ListParagraph"/>
-        <w:numPr>
-          <w:ilvl w:val="0"/>
-          <w:numId w:val="1"/>
-        </w:numPr>
-        <w:spacing w:after="60"/>
-      </w:pPr>
-      <w:r>
-        <w:rPr>
-          <w:sz w:val="22"/>
-          <w:szCs w:val="22"/>
-        </w:rPr>
-        <w:t xml:space="preserve">AAC.2 owns registration, admission, transfer in/out and bed-management. This policy owns what services exist for AAC.2 to admit patients into.</w:t>
-      </w:r>
-    </w:p>
-    <w:p>
-      <w:pPr>
-        <w:pStyle w:val="ListParagraph"/>
-        <w:numPr>
-          <w:ilvl w:val="0"/>
-          <w:numId w:val="1"/>
-        </w:numPr>
-        <w:spacing w:after="60"/>
-      </w:pPr>
-      <w:r>
-        <w:rPr>
-          <w:sz w:val="22"/>
-          <w:szCs w:val="22"/>
-        </w:rPr>
-        <w:t xml:space="preserve">AAC.4/AAC.5 own laboratory and imaging services detail. This policy owns that those services are named in the service directory.</w:t>
-      </w:r>
-    </w:p>
-    <w:p>
-      <w:pPr>
-        <w:pStyle w:val="ListParagraph"/>
-        <w:numPr>
-          <w:ilvl w:val="0"/>
-          <w:numId w:val="1"/>
-        </w:numPr>
-        <w:spacing w:after="60"/>
-      </w:pPr>
-      <w:r>
-        <w:rPr>
-          <w:sz w:val="22"/>
-          <w:szCs w:val="22"/>
-        </w:rPr>
-        <w:t xml:space="preserve">PRE.1 owns the patient-rights display board. This policy owns the service-directory display.</w:t>
-      </w:r>
-    </w:p>
-    <w:p>
-      <w:pPr>
-        <w:pStyle w:val="ListParagraph"/>
-        <w:numPr>
-          <w:ilvl w:val="0"/>
-          <w:numId w:val="1"/>
-        </w:numPr>
-        <w:spacing w:after="60"/>
-      </w:pPr>
-      <w:r>
-        <w:rPr>
-          <w:sz w:val="22"/>
-          <w:szCs w:val="22"/>
-        </w:rPr>
-        <w:t xml:space="preserve">PSQ.2 owns quality indicators. This policy owns the definition from which indicators are selected.</w:t>
       </w:r>
     </w:p>
     <w:p>

--- a/policies/build/masters/AAC.1_v2_master.docx
+++ b/policies/build/masters/AAC.1_v2_master.docx
@@ -677,7 +677,7 @@
           <w:sz w:val="22"/>
           <w:szCs w:val="22"/>
         </w:rPr>
-        <w:t xml:space="preserve">This policy owns the service definition. AAC.2 owns registration, admission and transfer. AAC.3 owns assessment and reassessment. PRE.1 owns the patient-rights display. The service directory referred to here is the hospital's own list, not a NABH template.</w:t>
+        <w:t>The service directory referred to here is the hospital's own list, not a NABH template.</w:t>
       </w:r>
     </w:p>
     <w:p>

--- a/policies/build/masters/AAC.1_v2_master.docx
+++ b/policies/build/masters/AAC.1_v2_master.docx
@@ -2239,6 +2239,364 @@
         <w:t xml:space="preserve">The Nursing Superintendent holds signed acknowledgements with the induction record.</w:t>
       </w:r>
     </w:p>
+    <w:p>
+      <w:pPr>
+        <w:pStyle w:val="Heading1"/>
+        <w:spacing w:after="120" w:before="280"/>
+      </w:pPr>
+      <w:r>
+        <w:t>9. Distribution</w:t>
+      </w:r>
+    </w:p>
+    <w:p>
+      <w:pPr>
+        <w:spacing w:after="140"/>
+      </w:pPr>
+      <w:r>
+        <w:rPr>
+          <w:sz w:val="22"/>
+          <w:szCs w:val="22"/>
+        </w:rPr>
+        <w:t xml:space="preserve">Official master copy: office of the Medical Superintendent, «Hospital Name», with the Quality Coordinator.</w:t>
+      </w:r>
+    </w:p>
+    <w:p>
+      <w:pPr>
+        <w:spacing w:after="140"/>
+      </w:pPr>
+      <w:r>
+        <w:rPr>
+          <w:sz w:val="22"/>
+          <w:szCs w:val="22"/>
+        </w:rPr>
+        <w:t xml:space="preserve">Copies issued to: registration; every department; out-patient; emergency; nursing administration.</w:t>
+      </w:r>
+    </w:p>
+    <w:p>
+      <w:pPr>
+        <w:spacing w:after="140"/>
+      </w:pPr>
+      <w:r>
+        <w:rPr>
+          <w:sz w:val="22"/>
+          <w:szCs w:val="22"/>
+        </w:rPr>
+        <w:t xml:space="preserve">The current version is available to all staff at the «front-office policy file» and, if the hospital keeps an intranet, at «staff intranet / policies».</w:t>
+      </w:r>
+    </w:p>
+    <w:p>
+      <w:pPr>
+        <w:spacing w:after="140"/>
+      </w:pPr>
+      <w:r>
+        <w:rPr>
+          <w:sz w:val="22"/>
+          <w:szCs w:val="22"/>
+        </w:rPr>
+        <w:t xml:space="preserve">When a new version is issued, take old copies out of use.</w:t>
+      </w:r>
+    </w:p>
+    <w:p>
+      <w:pPr>
+        <w:pStyle w:val="Heading1"/>
+        <w:spacing w:after="120" w:before="280"/>
+      </w:pPr>
+      <w:r>
+        <w:t>10. Abbreviations</w:t>
+      </w:r>
+    </w:p>
+    <w:tbl>
+      <w:tblPr>
+        <w:tblW w:type="pct" w:w="100%"/>
+        <w:tblBorders>
+          <w:top w:val="single" w:color="auto" w:sz="4"/>
+          <w:left w:val="single" w:color="auto" w:sz="4"/>
+          <w:bottom w:val="single" w:color="auto" w:sz="4"/>
+          <w:right w:val="single" w:color="auto" w:sz="4"/>
+          <w:insideH w:val="single" w:color="auto" w:sz="4"/>
+          <w:insideV w:val="single" w:color="auto" w:sz="4"/>
+        </w:tblBorders>
+      </w:tblPr>
+      <w:tblGrid>
+        <w:gridCol w:w="100"/>
+        <w:gridCol w:w="100"/>
+      </w:tblGrid>
+      <w:tr>
+        <w:tc>
+          <w:tcPr>
+            <w:tcW w:type="pct" w:w="22%"/>
+            <w:tcBorders>
+              <w:top w:val="single" w:color="999999" w:sz="4"/>
+              <w:left w:val="single" w:color="999999" w:sz="4"/>
+              <w:bottom w:val="single" w:color="999999" w:sz="4"/>
+              <w:right w:val="single" w:color="999999" w:sz="4"/>
+            </w:tcBorders>
+            <w:shd w:fill="E8E8E8" w:val="clear"/>
+          </w:tcPr>
+          <w:p>
+            <w:r>
+              <w:rPr>
+                <w:b/>
+              </w:rPr>
+              <w:t>Abbreviation</w:t>
+            </w:r>
+          </w:p>
+        </w:tc>
+        <w:tc>
+          <w:tcPr>
+            <w:tcW w:type="pct" w:w="22%"/>
+            <w:tcBorders>
+              <w:top w:val="single" w:color="999999" w:sz="4"/>
+              <w:left w:val="single" w:color="999999" w:sz="4"/>
+              <w:bottom w:val="single" w:color="999999" w:sz="4"/>
+              <w:right w:val="single" w:color="999999" w:sz="4"/>
+            </w:tcBorders>
+            <w:shd w:fill="E8E8E8" w:val="clear"/>
+          </w:tcPr>
+          <w:p>
+            <w:r>
+              <w:rPr>
+                <w:b/>
+              </w:rPr>
+              <w:t>Meaning</w:t>
+            </w:r>
+          </w:p>
+        </w:tc>
+      </w:tr>
+      <w:tr>
+        <w:tc>
+          <w:tcPr>
+            <w:tcW w:type="pct" w:w="22%"/>
+            <w:tcBorders>
+              <w:top w:val="single" w:color="999999" w:sz="4"/>
+              <w:left w:val="single" w:color="999999" w:sz="4"/>
+              <w:bottom w:val="single" w:color="999999" w:sz="4"/>
+              <w:right w:val="single" w:color="999999" w:sz="4"/>
+            </w:tcBorders>
+            <w:shd w:fill="E8E8E8" w:val="clear"/>
+          </w:tcPr>
+          <w:p>
+            <w:r>
+              <w:rPr>
+                <w:b w:val="0"/>
+              </w:rPr>
+              <w:t>AAC</w:t>
+            </w:r>
+          </w:p>
+        </w:tc>
+        <w:tc>
+          <w:tcPr>
+            <w:tcW w:type="pct" w:w="22%"/>
+            <w:tcBorders>
+              <w:top w:val="single" w:color="999999" w:sz="4"/>
+              <w:left w:val="single" w:color="999999" w:sz="4"/>
+              <w:bottom w:val="single" w:color="999999" w:sz="4"/>
+              <w:right w:val="single" w:color="999999" w:sz="4"/>
+            </w:tcBorders>
+            <w:shd w:fill="E8E8E8" w:val="clear"/>
+          </w:tcPr>
+          <w:p>
+            <w:r>
+              <w:rPr>
+                <w:b w:val="0"/>
+              </w:rPr>
+              <w:t>Access, Assessment and Continuity of Care (NABH SHCO chapter 2)</w:t>
+            </w:r>
+          </w:p>
+        </w:tc>
+      </w:tr>
+      <w:tr>
+        <w:tc>
+          <w:tcPr>
+            <w:tcW w:type="pct" w:w="22%"/>
+            <w:tcBorders>
+              <w:top w:val="single" w:color="999999" w:sz="4"/>
+              <w:left w:val="single" w:color="999999" w:sz="4"/>
+              <w:bottom w:val="single" w:color="999999" w:sz="4"/>
+              <w:right w:val="single" w:color="999999" w:sz="4"/>
+            </w:tcBorders>
+            <w:shd w:fill="E8E8E8" w:val="clear"/>
+          </w:tcPr>
+          <w:p>
+            <w:r>
+              <w:rPr>
+                <w:b w:val="0"/>
+              </w:rPr>
+              <w:t>CAPA</w:t>
+            </w:r>
+          </w:p>
+        </w:tc>
+        <w:tc>
+          <w:tcPr>
+            <w:tcW w:type="pct" w:w="22%"/>
+            <w:tcBorders>
+              <w:top w:val="single" w:color="999999" w:sz="4"/>
+              <w:left w:val="single" w:color="999999" w:sz="4"/>
+              <w:bottom w:val="single" w:color="999999" w:sz="4"/>
+              <w:right w:val="single" w:color="999999" w:sz="4"/>
+            </w:tcBorders>
+            <w:shd w:fill="E8E8E8" w:val="clear"/>
+          </w:tcPr>
+          <w:p>
+            <w:r>
+              <w:rPr>
+                <w:b w:val="0"/>
+              </w:rPr>
+              <w:t>corrective and preventive action</w:t>
+            </w:r>
+          </w:p>
+        </w:tc>
+      </w:tr>
+      <w:tr>
+        <w:tc>
+          <w:tcPr>
+            <w:tcW w:type="pct" w:w="22%"/>
+            <w:tcBorders>
+              <w:top w:val="single" w:color="999999" w:sz="4"/>
+              <w:left w:val="single" w:color="999999" w:sz="4"/>
+              <w:bottom w:val="single" w:color="999999" w:sz="4"/>
+              <w:right w:val="single" w:color="999999" w:sz="4"/>
+            </w:tcBorders>
+            <w:shd w:fill="E8E8E8" w:val="clear"/>
+          </w:tcPr>
+          <w:p>
+            <w:r>
+              <w:rPr>
+                <w:b w:val="0"/>
+              </w:rPr>
+              <w:t>NABH</w:t>
+            </w:r>
+          </w:p>
+        </w:tc>
+        <w:tc>
+          <w:tcPr>
+            <w:tcW w:type="pct" w:w="22%"/>
+            <w:tcBorders>
+              <w:top w:val="single" w:color="999999" w:sz="4"/>
+              <w:left w:val="single" w:color="999999" w:sz="4"/>
+              <w:bottom w:val="single" w:color="999999" w:sz="4"/>
+              <w:right w:val="single" w:color="999999" w:sz="4"/>
+            </w:tcBorders>
+            <w:shd w:fill="E8E8E8" w:val="clear"/>
+          </w:tcPr>
+          <w:p>
+            <w:r>
+              <w:rPr>
+                <w:b w:val="0"/>
+              </w:rPr>
+              <w:t>National Accreditation Board for Hospitals and Healthcare Providers</w:t>
+            </w:r>
+          </w:p>
+        </w:tc>
+      </w:tr>
+      <w:tr>
+        <w:tc>
+          <w:tcPr>
+            <w:tcW w:type="pct" w:w="22%"/>
+            <w:tcBorders>
+              <w:top w:val="single" w:color="999999" w:sz="4"/>
+              <w:left w:val="single" w:color="999999" w:sz="4"/>
+              <w:bottom w:val="single" w:color="999999" w:sz="4"/>
+              <w:right w:val="single" w:color="999999" w:sz="4"/>
+            </w:tcBorders>
+            <w:shd w:fill="E8E8E8" w:val="clear"/>
+          </w:tcPr>
+          <w:p>
+            <w:r>
+              <w:rPr>
+                <w:b w:val="0"/>
+              </w:rPr>
+              <w:t>OE</w:t>
+            </w:r>
+          </w:p>
+        </w:tc>
+        <w:tc>
+          <w:tcPr>
+            <w:tcW w:type="pct" w:w="22%"/>
+            <w:tcBorders>
+              <w:top w:val="single" w:color="999999" w:sz="4"/>
+              <w:left w:val="single" w:color="999999" w:sz="4"/>
+              <w:bottom w:val="single" w:color="999999" w:sz="4"/>
+              <w:right w:val="single" w:color="999999" w:sz="4"/>
+            </w:tcBorders>
+            <w:shd w:fill="E8E8E8" w:val="clear"/>
+          </w:tcPr>
+          <w:p>
+            <w:r>
+              <w:rPr>
+                <w:b w:val="0"/>
+              </w:rPr>
+              <w:t>objective element</w:t>
+            </w:r>
+          </w:p>
+        </w:tc>
+      </w:tr>
+      <w:tr>
+        <w:tc>
+          <w:tcPr>
+            <w:tcW w:type="pct" w:w="22%"/>
+            <w:tcBorders>
+              <w:top w:val="single" w:color="999999" w:sz="4"/>
+              <w:left w:val="single" w:color="999999" w:sz="4"/>
+              <w:bottom w:val="single" w:color="999999" w:sz="4"/>
+              <w:right w:val="single" w:color="999999" w:sz="4"/>
+            </w:tcBorders>
+            <w:shd w:fill="E8E8E8" w:val="clear"/>
+          </w:tcPr>
+          <w:p>
+            <w:r>
+              <w:rPr>
+                <w:b w:val="0"/>
+              </w:rPr>
+              <w:t>SHCO</w:t>
+            </w:r>
+          </w:p>
+        </w:tc>
+        <w:tc>
+          <w:tcPr>
+            <w:tcW w:type="pct" w:w="22%"/>
+            <w:tcBorders>
+              <w:top w:val="single" w:color="999999" w:sz="4"/>
+              <w:left w:val="single" w:color="999999" w:sz="4"/>
+              <w:bottom w:val="single" w:color="999999" w:sz="4"/>
+              <w:right w:val="single" w:color="999999" w:sz="4"/>
+            </w:tcBorders>
+            <w:shd w:fill="E8E8E8" w:val="clear"/>
+          </w:tcPr>
+          <w:p>
+            <w:r>
+              <w:rPr>
+                <w:b w:val="0"/>
+              </w:rPr>
+              <w:t>Standards for Small Healthcare Organisations</w:t>
+            </w:r>
+          </w:p>
+        </w:tc>
+      </w:tr>
+    </w:tbl>
+    <w:p>
+      <w:pPr>
+        <w:pStyle w:val="Heading1"/>
+        <w:spacing w:after="120" w:before="280"/>
+      </w:pPr>
+      <w:r>
+        <w:t>11. Traceability to NABH SHCO 3rd Edition AAC.1</w:t>
+      </w:r>
+    </w:p>
+    <w:p>
+      <w:pPr>
+        <w:spacing w:after="120"/>
+      </w:pPr>
+      <w:r>
+        <w:rPr>
+          <w:i/>
+          <w:iCs/>
+          <w:sz w:val="20"/>
+          <w:szCs w:val="20"/>
+        </w:rPr>
+        <w:t xml:space="preserve">This table is an index. It is not how the policy is organised.</w:t>
+      </w:r>
+    </w:p>
     <w:tbl>
       <w:tblPr>
         <w:tblW w:type="pct" w:w="100%"/>
@@ -2797,364 +3155,6 @@
         </w:tc>
       </w:tr>
     </w:tbl>
-    <w:p>
-      <w:pPr>
-        <w:pStyle w:val="Heading1"/>
-        <w:spacing w:after="120" w:before="280"/>
-      </w:pPr>
-      <w:r>
-        <w:t>9. Distribution</w:t>
-      </w:r>
-    </w:p>
-    <w:p>
-      <w:pPr>
-        <w:spacing w:after="140"/>
-      </w:pPr>
-      <w:r>
-        <w:rPr>
-          <w:sz w:val="22"/>
-          <w:szCs w:val="22"/>
-        </w:rPr>
-        <w:t xml:space="preserve">Official master copy: office of the Medical Superintendent, «Hospital Name», with the Quality Coordinator.</w:t>
-      </w:r>
-    </w:p>
-    <w:p>
-      <w:pPr>
-        <w:spacing w:after="140"/>
-      </w:pPr>
-      <w:r>
-        <w:rPr>
-          <w:sz w:val="22"/>
-          <w:szCs w:val="22"/>
-        </w:rPr>
-        <w:t xml:space="preserve">Copies issued to: registration; every department; out-patient; emergency; nursing administration.</w:t>
-      </w:r>
-    </w:p>
-    <w:p>
-      <w:pPr>
-        <w:spacing w:after="140"/>
-      </w:pPr>
-      <w:r>
-        <w:rPr>
-          <w:sz w:val="22"/>
-          <w:szCs w:val="22"/>
-        </w:rPr>
-        <w:t xml:space="preserve">The current version is available to all staff at the «front-office policy file» and, if the hospital keeps an intranet, at «staff intranet / policies».</w:t>
-      </w:r>
-    </w:p>
-    <w:p>
-      <w:pPr>
-        <w:spacing w:after="140"/>
-      </w:pPr>
-      <w:r>
-        <w:rPr>
-          <w:sz w:val="22"/>
-          <w:szCs w:val="22"/>
-        </w:rPr>
-        <w:t xml:space="preserve">When a new version is issued, take old copies out of use.</w:t>
-      </w:r>
-    </w:p>
-    <w:p>
-      <w:pPr>
-        <w:pStyle w:val="Heading1"/>
-        <w:spacing w:after="120" w:before="280"/>
-      </w:pPr>
-      <w:r>
-        <w:t>10. Abbreviations</w:t>
-      </w:r>
-    </w:p>
-    <w:tbl>
-      <w:tblPr>
-        <w:tblW w:type="pct" w:w="100%"/>
-        <w:tblBorders>
-          <w:top w:val="single" w:color="auto" w:sz="4"/>
-          <w:left w:val="single" w:color="auto" w:sz="4"/>
-          <w:bottom w:val="single" w:color="auto" w:sz="4"/>
-          <w:right w:val="single" w:color="auto" w:sz="4"/>
-          <w:insideH w:val="single" w:color="auto" w:sz="4"/>
-          <w:insideV w:val="single" w:color="auto" w:sz="4"/>
-        </w:tblBorders>
-      </w:tblPr>
-      <w:tblGrid>
-        <w:gridCol w:w="100"/>
-        <w:gridCol w:w="100"/>
-      </w:tblGrid>
-      <w:tr>
-        <w:tc>
-          <w:tcPr>
-            <w:tcW w:type="pct" w:w="22%"/>
-            <w:tcBorders>
-              <w:top w:val="single" w:color="999999" w:sz="4"/>
-              <w:left w:val="single" w:color="999999" w:sz="4"/>
-              <w:bottom w:val="single" w:color="999999" w:sz="4"/>
-              <w:right w:val="single" w:color="999999" w:sz="4"/>
-            </w:tcBorders>
-            <w:shd w:fill="E8E8E8" w:val="clear"/>
-          </w:tcPr>
-          <w:p>
-            <w:r>
-              <w:rPr>
-                <w:b/>
-              </w:rPr>
-              <w:t>Abbreviation</w:t>
-            </w:r>
-          </w:p>
-        </w:tc>
-        <w:tc>
-          <w:tcPr>
-            <w:tcW w:type="pct" w:w="22%"/>
-            <w:tcBorders>
-              <w:top w:val="single" w:color="999999" w:sz="4"/>
-              <w:left w:val="single" w:color="999999" w:sz="4"/>
-              <w:bottom w:val="single" w:color="999999" w:sz="4"/>
-              <w:right w:val="single" w:color="999999" w:sz="4"/>
-            </w:tcBorders>
-            <w:shd w:fill="E8E8E8" w:val="clear"/>
-          </w:tcPr>
-          <w:p>
-            <w:r>
-              <w:rPr>
-                <w:b/>
-              </w:rPr>
-              <w:t>Meaning</w:t>
-            </w:r>
-          </w:p>
-        </w:tc>
-      </w:tr>
-      <w:tr>
-        <w:tc>
-          <w:tcPr>
-            <w:tcW w:type="pct" w:w="22%"/>
-            <w:tcBorders>
-              <w:top w:val="single" w:color="999999" w:sz="4"/>
-              <w:left w:val="single" w:color="999999" w:sz="4"/>
-              <w:bottom w:val="single" w:color="999999" w:sz="4"/>
-              <w:right w:val="single" w:color="999999" w:sz="4"/>
-            </w:tcBorders>
-            <w:shd w:fill="E8E8E8" w:val="clear"/>
-          </w:tcPr>
-          <w:p>
-            <w:r>
-              <w:rPr>
-                <w:b w:val="0"/>
-              </w:rPr>
-              <w:t>AAC</w:t>
-            </w:r>
-          </w:p>
-        </w:tc>
-        <w:tc>
-          <w:tcPr>
-            <w:tcW w:type="pct" w:w="22%"/>
-            <w:tcBorders>
-              <w:top w:val="single" w:color="999999" w:sz="4"/>
-              <w:left w:val="single" w:color="999999" w:sz="4"/>
-              <w:bottom w:val="single" w:color="999999" w:sz="4"/>
-              <w:right w:val="single" w:color="999999" w:sz="4"/>
-            </w:tcBorders>
-            <w:shd w:fill="E8E8E8" w:val="clear"/>
-          </w:tcPr>
-          <w:p>
-            <w:r>
-              <w:rPr>
-                <w:b w:val="0"/>
-              </w:rPr>
-              <w:t>Access, Assessment and Continuity of Care (NABH SHCO chapter 2)</w:t>
-            </w:r>
-          </w:p>
-        </w:tc>
-      </w:tr>
-      <w:tr>
-        <w:tc>
-          <w:tcPr>
-            <w:tcW w:type="pct" w:w="22%"/>
-            <w:tcBorders>
-              <w:top w:val="single" w:color="999999" w:sz="4"/>
-              <w:left w:val="single" w:color="999999" w:sz="4"/>
-              <w:bottom w:val="single" w:color="999999" w:sz="4"/>
-              <w:right w:val="single" w:color="999999" w:sz="4"/>
-            </w:tcBorders>
-            <w:shd w:fill="E8E8E8" w:val="clear"/>
-          </w:tcPr>
-          <w:p>
-            <w:r>
-              <w:rPr>
-                <w:b w:val="0"/>
-              </w:rPr>
-              <w:t>CAPA</w:t>
-            </w:r>
-          </w:p>
-        </w:tc>
-        <w:tc>
-          <w:tcPr>
-            <w:tcW w:type="pct" w:w="22%"/>
-            <w:tcBorders>
-              <w:top w:val="single" w:color="999999" w:sz="4"/>
-              <w:left w:val="single" w:color="999999" w:sz="4"/>
-              <w:bottom w:val="single" w:color="999999" w:sz="4"/>
-              <w:right w:val="single" w:color="999999" w:sz="4"/>
-            </w:tcBorders>
-            <w:shd w:fill="E8E8E8" w:val="clear"/>
-          </w:tcPr>
-          <w:p>
-            <w:r>
-              <w:rPr>
-                <w:b w:val="0"/>
-              </w:rPr>
-              <w:t>corrective and preventive action</w:t>
-            </w:r>
-          </w:p>
-        </w:tc>
-      </w:tr>
-      <w:tr>
-        <w:tc>
-          <w:tcPr>
-            <w:tcW w:type="pct" w:w="22%"/>
-            <w:tcBorders>
-              <w:top w:val="single" w:color="999999" w:sz="4"/>
-              <w:left w:val="single" w:color="999999" w:sz="4"/>
-              <w:bottom w:val="single" w:color="999999" w:sz="4"/>
-              <w:right w:val="single" w:color="999999" w:sz="4"/>
-            </w:tcBorders>
-            <w:shd w:fill="E8E8E8" w:val="clear"/>
-          </w:tcPr>
-          <w:p>
-            <w:r>
-              <w:rPr>
-                <w:b w:val="0"/>
-              </w:rPr>
-              <w:t>NABH</w:t>
-            </w:r>
-          </w:p>
-        </w:tc>
-        <w:tc>
-          <w:tcPr>
-            <w:tcW w:type="pct" w:w="22%"/>
-            <w:tcBorders>
-              <w:top w:val="single" w:color="999999" w:sz="4"/>
-              <w:left w:val="single" w:color="999999" w:sz="4"/>
-              <w:bottom w:val="single" w:color="999999" w:sz="4"/>
-              <w:right w:val="single" w:color="999999" w:sz="4"/>
-            </w:tcBorders>
-            <w:shd w:fill="E8E8E8" w:val="clear"/>
-          </w:tcPr>
-          <w:p>
-            <w:r>
-              <w:rPr>
-                <w:b w:val="0"/>
-              </w:rPr>
-              <w:t>National Accreditation Board for Hospitals and Healthcare Providers</w:t>
-            </w:r>
-          </w:p>
-        </w:tc>
-      </w:tr>
-      <w:tr>
-        <w:tc>
-          <w:tcPr>
-            <w:tcW w:type="pct" w:w="22%"/>
-            <w:tcBorders>
-              <w:top w:val="single" w:color="999999" w:sz="4"/>
-              <w:left w:val="single" w:color="999999" w:sz="4"/>
-              <w:bottom w:val="single" w:color="999999" w:sz="4"/>
-              <w:right w:val="single" w:color="999999" w:sz="4"/>
-            </w:tcBorders>
-            <w:shd w:fill="E8E8E8" w:val="clear"/>
-          </w:tcPr>
-          <w:p>
-            <w:r>
-              <w:rPr>
-                <w:b w:val="0"/>
-              </w:rPr>
-              <w:t>OE</w:t>
-            </w:r>
-          </w:p>
-        </w:tc>
-        <w:tc>
-          <w:tcPr>
-            <w:tcW w:type="pct" w:w="22%"/>
-            <w:tcBorders>
-              <w:top w:val="single" w:color="999999" w:sz="4"/>
-              <w:left w:val="single" w:color="999999" w:sz="4"/>
-              <w:bottom w:val="single" w:color="999999" w:sz="4"/>
-              <w:right w:val="single" w:color="999999" w:sz="4"/>
-            </w:tcBorders>
-            <w:shd w:fill="E8E8E8" w:val="clear"/>
-          </w:tcPr>
-          <w:p>
-            <w:r>
-              <w:rPr>
-                <w:b w:val="0"/>
-              </w:rPr>
-              <w:t>objective element</w:t>
-            </w:r>
-          </w:p>
-        </w:tc>
-      </w:tr>
-      <w:tr>
-        <w:tc>
-          <w:tcPr>
-            <w:tcW w:type="pct" w:w="22%"/>
-            <w:tcBorders>
-              <w:top w:val="single" w:color="999999" w:sz="4"/>
-              <w:left w:val="single" w:color="999999" w:sz="4"/>
-              <w:bottom w:val="single" w:color="999999" w:sz="4"/>
-              <w:right w:val="single" w:color="999999" w:sz="4"/>
-            </w:tcBorders>
-            <w:shd w:fill="E8E8E8" w:val="clear"/>
-          </w:tcPr>
-          <w:p>
-            <w:r>
-              <w:rPr>
-                <w:b w:val="0"/>
-              </w:rPr>
-              <w:t>SHCO</w:t>
-            </w:r>
-          </w:p>
-        </w:tc>
-        <w:tc>
-          <w:tcPr>
-            <w:tcW w:type="pct" w:w="22%"/>
-            <w:tcBorders>
-              <w:top w:val="single" w:color="999999" w:sz="4"/>
-              <w:left w:val="single" w:color="999999" w:sz="4"/>
-              <w:bottom w:val="single" w:color="999999" w:sz="4"/>
-              <w:right w:val="single" w:color="999999" w:sz="4"/>
-            </w:tcBorders>
-            <w:shd w:fill="E8E8E8" w:val="clear"/>
-          </w:tcPr>
-          <w:p>
-            <w:r>
-              <w:rPr>
-                <w:b w:val="0"/>
-              </w:rPr>
-              <w:t>Standards for Small Healthcare Organisations</w:t>
-            </w:r>
-          </w:p>
-        </w:tc>
-      </w:tr>
-    </w:tbl>
-    <w:p>
-      <w:pPr>
-        <w:pStyle w:val="Heading1"/>
-        <w:spacing w:after="120" w:before="280"/>
-      </w:pPr>
-      <w:r>
-        <w:t>11. Traceability to NABH SHCO 3rd Edition AAC.1</w:t>
-      </w:r>
-    </w:p>
-    <w:p>
-      <w:pPr>
-        <w:spacing w:after="120"/>
-      </w:pPr>
-      <w:r>
-        <w:rPr>
-          <w:i/>
-          <w:iCs/>
-          <w:sz w:val="20"/>
-          <w:szCs w:val="20"/>
-        </w:rPr>
-        <w:t xml:space="preserve">This table is an index. It is not how the policy is organised.</w:t>
-      </w:r>
-    </w:p>
     <w:p>
       <w:pPr>
         <w:pStyle w:val="Heading1"/>

--- a/policies/build/masters/AAC.1_v2_master.docx
+++ b/policies/build/masters/AAC.1_v2_master.docx
@@ -710,7 +710,7 @@
           <w:sz w:val="22"/>
           <w:szCs w:val="22"/>
         </w:rPr>
-        <w:t xml:space="preserve">It covers the four elements AAC.1.a–d: defining services in consonance with community needs, ensuring diagnostic and treatment services with qualified personnel across out-patient, in-patient and emergency cover, defining departmental scope, and prominent display.</w:t>
+        <w:t>It covers four elements: defining services in consonance with community needs, ensuring diagnostic and treatment services with qualified personnel across out-patient, in-patient and emergency cover, defining departmental scope, and prominent display.</w:t>
       </w:r>
     </w:p>
     <w:p>

--- a/policies/build/masters/AAC.1_v2_master.docx
+++ b/policies/build/masters/AAC.1_v2_master.docx
@@ -3441,8 +3441,23 @@
           <w:sz w:val="22"/>
           <w:szCs w:val="22"/>
         </w:rPr>
-        <w:t xml:space="preserve">National Accreditation Board for Hospitals and Healthcare Providers (NABH), Standards for Small Healthcare Organisations, 3rd Edition — Access, Assessment and Continuity of Care chapter, standard AAC.1.</w:t>
-      </w:r>
+      </w:r>
+      <w:r>
+        <w:rPr>
+          <w:sz w:val="22"/>
+        </w:rPr>
+        <w:t xml:space="preserve">National Accreditation Board for Hospitals &amp; Healthcare Providers. (2022). Standards for small healthcare organisations (3rd ed.) — Access, Assessment and Continuity of Care chapter, standard AAC.1. </w:t>
+      </w:r>
+      <w:hyperlink r:id="rId9">
+        <w:r>
+          <w:rPr>
+            <w:rStyle w:val="Hyperlink"/>
+            <w:sz w:val="22"/>
+            <w:szCs w:val="22"/>
+          </w:rPr>
+          <w:t>https://nabh.co/programmes/small-healthcare-organisation-shco-accreditation-programme/</w:t>
+        </w:r>
+      </w:hyperlink>
     </w:p>
     <w:p>
       <w:pPr>
